--- a/选题一_益智消除网页游戏/设计文档_实验二/01_设计文档.docx
+++ b/选题一_益智消除网页游戏/设计文档_实验二/01_设计文档.docx
@@ -11541,6 +11541,13 @@
           </w:tcPr>
           <w:p>
             <w:r/>
+            <w:r>
+              <w:rPr>
+                <w:rFonts w:ascii="微软雅黑" w:hAnsi="微软雅黑" w:eastAsia="微软雅黑"/>
+                <w:sz w:val="18"/>
+              </w:rPr>
+              <w:t>·</w:t>
+            </w:r>
           </w:p>
         </w:tc>
         <w:tc>
@@ -11549,6 +11556,13 @@
           </w:tcPr>
           <w:p>
             <w:r/>
+            <w:r>
+              <w:rPr>
+                <w:rFonts w:ascii="微软雅黑" w:hAnsi="微软雅黑" w:eastAsia="微软雅黑"/>
+                <w:sz w:val="18"/>
+              </w:rPr>
+              <w:t>·</w:t>
+            </w:r>
           </w:p>
         </w:tc>
         <w:tc>
@@ -11557,6 +11571,13 @@
           </w:tcPr>
           <w:p>
             <w:r/>
+            <w:r>
+              <w:rPr>
+                <w:rFonts w:ascii="微软雅黑" w:hAnsi="微软雅黑" w:eastAsia="微软雅黑"/>
+                <w:sz w:val="18"/>
+              </w:rPr>
+              <w:t>·</w:t>
+            </w:r>
           </w:p>
         </w:tc>
         <w:tc>
@@ -11565,6 +11586,13 @@
           </w:tcPr>
           <w:p>
             <w:r/>
+            <w:r>
+              <w:rPr>
+                <w:rFonts w:ascii="微软雅黑" w:hAnsi="微软雅黑" w:eastAsia="微软雅黑"/>
+                <w:sz w:val="18"/>
+              </w:rPr>
+              <w:t>·</w:t>
+            </w:r>
           </w:p>
         </w:tc>
         <w:tc>
@@ -11573,6 +11601,13 @@
           </w:tcPr>
           <w:p>
             <w:r/>
+            <w:r>
+              <w:rPr>
+                <w:rFonts w:ascii="微软雅黑" w:hAnsi="微软雅黑" w:eastAsia="微软雅黑"/>
+                <w:sz w:val="18"/>
+              </w:rPr>
+              <w:t>·</w:t>
+            </w:r>
           </w:p>
         </w:tc>
         <w:tc>
@@ -11581,6 +11616,13 @@
           </w:tcPr>
           <w:p>
             <w:r/>
+            <w:r>
+              <w:rPr>
+                <w:rFonts w:ascii="微软雅黑" w:hAnsi="微软雅黑" w:eastAsia="微软雅黑"/>
+                <w:sz w:val="18"/>
+              </w:rPr>
+              <w:t>·</w:t>
+            </w:r>
           </w:p>
         </w:tc>
         <w:tc>
@@ -11589,6 +11631,13 @@
           </w:tcPr>
           <w:p>
             <w:r/>
+            <w:r>
+              <w:rPr>
+                <w:rFonts w:ascii="微软雅黑" w:hAnsi="微软雅黑" w:eastAsia="微软雅黑"/>
+                <w:sz w:val="18"/>
+              </w:rPr>
+              <w:t>·</w:t>
+            </w:r>
           </w:p>
         </w:tc>
         <w:tc>
@@ -11597,6 +11646,13 @@
           </w:tcPr>
           <w:p>
             <w:r/>
+            <w:r>
+              <w:rPr>
+                <w:rFonts w:ascii="微软雅黑" w:hAnsi="微软雅黑" w:eastAsia="微软雅黑"/>
+                <w:sz w:val="18"/>
+              </w:rPr>
+              <w:t>·</w:t>
+            </w:r>
           </w:p>
         </w:tc>
       </w:tr>
@@ -11652,6 +11708,13 @@
           </w:tcPr>
           <w:p>
             <w:r/>
+            <w:r>
+              <w:rPr>
+                <w:rFonts w:ascii="微软雅黑" w:hAnsi="微软雅黑" w:eastAsia="微软雅黑"/>
+                <w:sz w:val="18"/>
+              </w:rPr>
+              <w:t>·</w:t>
+            </w:r>
           </w:p>
         </w:tc>
         <w:tc>
@@ -11660,6 +11723,13 @@
           </w:tcPr>
           <w:p>
             <w:r/>
+            <w:r>
+              <w:rPr>
+                <w:rFonts w:ascii="微软雅黑" w:hAnsi="微软雅黑" w:eastAsia="微软雅黑"/>
+                <w:sz w:val="18"/>
+              </w:rPr>
+              <w:t>·</w:t>
+            </w:r>
           </w:p>
         </w:tc>
         <w:tc>
@@ -11668,6 +11738,13 @@
           </w:tcPr>
           <w:p>
             <w:r/>
+            <w:r>
+              <w:rPr>
+                <w:rFonts w:ascii="微软雅黑" w:hAnsi="微软雅黑" w:eastAsia="微软雅黑"/>
+                <w:sz w:val="18"/>
+              </w:rPr>
+              <w:t>·</w:t>
+            </w:r>
           </w:p>
         </w:tc>
         <w:tc>
@@ -11676,6 +11753,13 @@
           </w:tcPr>
           <w:p>
             <w:r/>
+            <w:r>
+              <w:rPr>
+                <w:rFonts w:ascii="微软雅黑" w:hAnsi="微软雅黑" w:eastAsia="微软雅黑"/>
+                <w:sz w:val="18"/>
+              </w:rPr>
+              <w:t>·</w:t>
+            </w:r>
           </w:p>
         </w:tc>
         <w:tc>
@@ -11684,6 +11768,13 @@
           </w:tcPr>
           <w:p>
             <w:r/>
+            <w:r>
+              <w:rPr>
+                <w:rFonts w:ascii="微软雅黑" w:hAnsi="微软雅黑" w:eastAsia="微软雅黑"/>
+                <w:sz w:val="18"/>
+              </w:rPr>
+              <w:t>·</w:t>
+            </w:r>
           </w:p>
         </w:tc>
         <w:tc>
@@ -11692,6 +11783,13 @@
           </w:tcPr>
           <w:p>
             <w:r/>
+            <w:r>
+              <w:rPr>
+                <w:rFonts w:ascii="微软雅黑" w:hAnsi="微软雅黑" w:eastAsia="微软雅黑"/>
+                <w:sz w:val="18"/>
+              </w:rPr>
+              <w:t>·</w:t>
+            </w:r>
           </w:p>
         </w:tc>
         <w:tc>
@@ -11700,6 +11798,13 @@
           </w:tcPr>
           <w:p>
             <w:r/>
+            <w:r>
+              <w:rPr>
+                <w:rFonts w:ascii="微软雅黑" w:hAnsi="微软雅黑" w:eastAsia="微软雅黑"/>
+                <w:sz w:val="18"/>
+              </w:rPr>
+              <w:t>·</w:t>
+            </w:r>
           </w:p>
         </w:tc>
       </w:tr>
@@ -11740,6 +11845,13 @@
           </w:tcPr>
           <w:p>
             <w:r/>
+            <w:r>
+              <w:rPr>
+                <w:rFonts w:ascii="微软雅黑" w:hAnsi="微软雅黑" w:eastAsia="微软雅黑"/>
+                <w:sz w:val="18"/>
+              </w:rPr>
+              <w:t>·</w:t>
+            </w:r>
           </w:p>
         </w:tc>
         <w:tc>
@@ -11763,6 +11875,13 @@
           </w:tcPr>
           <w:p>
             <w:r/>
+            <w:r>
+              <w:rPr>
+                <w:rFonts w:ascii="微软雅黑" w:hAnsi="微软雅黑" w:eastAsia="微软雅黑"/>
+                <w:sz w:val="18"/>
+              </w:rPr>
+              <w:t>·</w:t>
+            </w:r>
           </w:p>
         </w:tc>
         <w:tc>
@@ -11771,6 +11890,13 @@
           </w:tcPr>
           <w:p>
             <w:r/>
+            <w:r>
+              <w:rPr>
+                <w:rFonts w:ascii="微软雅黑" w:hAnsi="微软雅黑" w:eastAsia="微软雅黑"/>
+                <w:sz w:val="18"/>
+              </w:rPr>
+              <w:t>·</w:t>
+            </w:r>
           </w:p>
         </w:tc>
         <w:tc>
@@ -11779,6 +11905,13 @@
           </w:tcPr>
           <w:p>
             <w:r/>
+            <w:r>
+              <w:rPr>
+                <w:rFonts w:ascii="微软雅黑" w:hAnsi="微软雅黑" w:eastAsia="微软雅黑"/>
+                <w:sz w:val="18"/>
+              </w:rPr>
+              <w:t>·</w:t>
+            </w:r>
           </w:p>
         </w:tc>
         <w:tc>
@@ -11787,6 +11920,13 @@
           </w:tcPr>
           <w:p>
             <w:r/>
+            <w:r>
+              <w:rPr>
+                <w:rFonts w:ascii="微软雅黑" w:hAnsi="微软雅黑" w:eastAsia="微软雅黑"/>
+                <w:sz w:val="18"/>
+              </w:rPr>
+              <w:t>·</w:t>
+            </w:r>
           </w:p>
         </w:tc>
         <w:tc>
@@ -11795,6 +11935,13 @@
           </w:tcPr>
           <w:p>
             <w:r/>
+            <w:r>
+              <w:rPr>
+                <w:rFonts w:ascii="微软雅黑" w:hAnsi="微软雅黑" w:eastAsia="微软雅黑"/>
+                <w:sz w:val="18"/>
+              </w:rPr>
+              <w:t>·</w:t>
+            </w:r>
           </w:p>
         </w:tc>
         <w:tc>
@@ -11803,6 +11950,13 @@
           </w:tcPr>
           <w:p>
             <w:r/>
+            <w:r>
+              <w:rPr>
+                <w:rFonts w:ascii="微软雅黑" w:hAnsi="微软雅黑" w:eastAsia="微软雅黑"/>
+                <w:sz w:val="18"/>
+              </w:rPr>
+              <w:t>·</w:t>
+            </w:r>
           </w:p>
         </w:tc>
       </w:tr>
@@ -11858,6 +12012,13 @@
           </w:tcPr>
           <w:p>
             <w:r/>
+            <w:r>
+              <w:rPr>
+                <w:rFonts w:ascii="微软雅黑" w:hAnsi="微软雅黑" w:eastAsia="微软雅黑"/>
+                <w:sz w:val="18"/>
+              </w:rPr>
+              <w:t>·</w:t>
+            </w:r>
           </w:p>
         </w:tc>
         <w:tc>
@@ -11881,6 +12042,13 @@
           </w:tcPr>
           <w:p>
             <w:r/>
+            <w:r>
+              <w:rPr>
+                <w:rFonts w:ascii="微软雅黑" w:hAnsi="微软雅黑" w:eastAsia="微软雅黑"/>
+                <w:sz w:val="18"/>
+              </w:rPr>
+              <w:t>·</w:t>
+            </w:r>
           </w:p>
         </w:tc>
         <w:tc>
@@ -11889,6 +12057,13 @@
           </w:tcPr>
           <w:p>
             <w:r/>
+            <w:r>
+              <w:rPr>
+                <w:rFonts w:ascii="微软雅黑" w:hAnsi="微软雅黑" w:eastAsia="微软雅黑"/>
+                <w:sz w:val="18"/>
+              </w:rPr>
+              <w:t>·</w:t>
+            </w:r>
           </w:p>
         </w:tc>
         <w:tc>
@@ -11897,6 +12072,13 @@
           </w:tcPr>
           <w:p>
             <w:r/>
+            <w:r>
+              <w:rPr>
+                <w:rFonts w:ascii="微软雅黑" w:hAnsi="微软雅黑" w:eastAsia="微软雅黑"/>
+                <w:sz w:val="18"/>
+              </w:rPr>
+              <w:t>·</w:t>
+            </w:r>
           </w:p>
         </w:tc>
         <w:tc>
@@ -11905,6 +12087,13 @@
           </w:tcPr>
           <w:p>
             <w:r/>
+            <w:r>
+              <w:rPr>
+                <w:rFonts w:ascii="微软雅黑" w:hAnsi="微软雅黑" w:eastAsia="微软雅黑"/>
+                <w:sz w:val="18"/>
+              </w:rPr>
+              <w:t>·</w:t>
+            </w:r>
           </w:p>
         </w:tc>
         <w:tc>
@@ -11913,6 +12102,13 @@
           </w:tcPr>
           <w:p>
             <w:r/>
+            <w:r>
+              <w:rPr>
+                <w:rFonts w:ascii="微软雅黑" w:hAnsi="微软雅黑" w:eastAsia="微软雅黑"/>
+                <w:sz w:val="18"/>
+              </w:rPr>
+              <w:t>·</w:t>
+            </w:r>
           </w:p>
         </w:tc>
       </w:tr>
@@ -11953,6 +12149,13 @@
           </w:tcPr>
           <w:p>
             <w:r/>
+            <w:r>
+              <w:rPr>
+                <w:rFonts w:ascii="微软雅黑" w:hAnsi="微软雅黑" w:eastAsia="微软雅黑"/>
+                <w:sz w:val="18"/>
+              </w:rPr>
+              <w:t>·</w:t>
+            </w:r>
           </w:p>
         </w:tc>
         <w:tc>
@@ -11961,6 +12164,13 @@
           </w:tcPr>
           <w:p>
             <w:r/>
+            <w:r>
+              <w:rPr>
+                <w:rFonts w:ascii="微软雅黑" w:hAnsi="微软雅黑" w:eastAsia="微软雅黑"/>
+                <w:sz w:val="18"/>
+              </w:rPr>
+              <w:t>·</w:t>
+            </w:r>
           </w:p>
         </w:tc>
         <w:tc>
@@ -11969,6 +12179,13 @@
           </w:tcPr>
           <w:p>
             <w:r/>
+            <w:r>
+              <w:rPr>
+                <w:rFonts w:ascii="微软雅黑" w:hAnsi="微软雅黑" w:eastAsia="微软雅黑"/>
+                <w:sz w:val="18"/>
+              </w:rPr>
+              <w:t>·</w:t>
+            </w:r>
           </w:p>
         </w:tc>
         <w:tc>
@@ -11992,6 +12209,13 @@
           </w:tcPr>
           <w:p>
             <w:r/>
+            <w:r>
+              <w:rPr>
+                <w:rFonts w:ascii="微软雅黑" w:hAnsi="微软雅黑" w:eastAsia="微软雅黑"/>
+                <w:sz w:val="18"/>
+              </w:rPr>
+              <w:t>·</w:t>
+            </w:r>
           </w:p>
         </w:tc>
         <w:tc>
@@ -12000,6 +12224,13 @@
           </w:tcPr>
           <w:p>
             <w:r/>
+            <w:r>
+              <w:rPr>
+                <w:rFonts w:ascii="微软雅黑" w:hAnsi="微软雅黑" w:eastAsia="微软雅黑"/>
+                <w:sz w:val="18"/>
+              </w:rPr>
+              <w:t>·</w:t>
+            </w:r>
           </w:p>
         </w:tc>
         <w:tc>
@@ -12008,6 +12239,13 @@
           </w:tcPr>
           <w:p>
             <w:r/>
+            <w:r>
+              <w:rPr>
+                <w:rFonts w:ascii="微软雅黑" w:hAnsi="微软雅黑" w:eastAsia="微软雅黑"/>
+                <w:sz w:val="18"/>
+              </w:rPr>
+              <w:t>·</w:t>
+            </w:r>
           </w:p>
         </w:tc>
         <w:tc>
@@ -12016,6 +12254,13 @@
           </w:tcPr>
           <w:p>
             <w:r/>
+            <w:r>
+              <w:rPr>
+                <w:rFonts w:ascii="微软雅黑" w:hAnsi="微软雅黑" w:eastAsia="微软雅黑"/>
+                <w:sz w:val="18"/>
+              </w:rPr>
+              <w:t>·</w:t>
+            </w:r>
           </w:p>
         </w:tc>
       </w:tr>
@@ -12056,6 +12301,13 @@
           </w:tcPr>
           <w:p>
             <w:r/>
+            <w:r>
+              <w:rPr>
+                <w:rFonts w:ascii="微软雅黑" w:hAnsi="微软雅黑" w:eastAsia="微软雅黑"/>
+                <w:sz w:val="18"/>
+              </w:rPr>
+              <w:t>·</w:t>
+            </w:r>
           </w:p>
         </w:tc>
         <w:tc>
@@ -12064,6 +12316,13 @@
           </w:tcPr>
           <w:p>
             <w:r/>
+            <w:r>
+              <w:rPr>
+                <w:rFonts w:ascii="微软雅黑" w:hAnsi="微软雅黑" w:eastAsia="微软雅黑"/>
+                <w:sz w:val="18"/>
+              </w:rPr>
+              <w:t>·</w:t>
+            </w:r>
           </w:p>
         </w:tc>
         <w:tc>
@@ -12072,6 +12331,13 @@
           </w:tcPr>
           <w:p>
             <w:r/>
+            <w:r>
+              <w:rPr>
+                <w:rFonts w:ascii="微软雅黑" w:hAnsi="微软雅黑" w:eastAsia="微软雅黑"/>
+                <w:sz w:val="18"/>
+              </w:rPr>
+              <w:t>·</w:t>
+            </w:r>
           </w:p>
         </w:tc>
         <w:tc>
@@ -12080,6 +12346,13 @@
           </w:tcPr>
           <w:p>
             <w:r/>
+            <w:r>
+              <w:rPr>
+                <w:rFonts w:ascii="微软雅黑" w:hAnsi="微软雅黑" w:eastAsia="微软雅黑"/>
+                <w:sz w:val="18"/>
+              </w:rPr>
+              <w:t>·</w:t>
+            </w:r>
           </w:p>
         </w:tc>
         <w:tc>
@@ -12103,6 +12376,13 @@
           </w:tcPr>
           <w:p>
             <w:r/>
+            <w:r>
+              <w:rPr>
+                <w:rFonts w:ascii="微软雅黑" w:hAnsi="微软雅黑" w:eastAsia="微软雅黑"/>
+                <w:sz w:val="18"/>
+              </w:rPr>
+              <w:t>·</w:t>
+            </w:r>
           </w:p>
         </w:tc>
         <w:tc>
@@ -12111,6 +12391,13 @@
           </w:tcPr>
           <w:p>
             <w:r/>
+            <w:r>
+              <w:rPr>
+                <w:rFonts w:ascii="微软雅黑" w:hAnsi="微软雅黑" w:eastAsia="微软雅黑"/>
+                <w:sz w:val="18"/>
+              </w:rPr>
+              <w:t>·</w:t>
+            </w:r>
           </w:p>
         </w:tc>
         <w:tc>
@@ -12119,6 +12406,13 @@
           </w:tcPr>
           <w:p>
             <w:r/>
+            <w:r>
+              <w:rPr>
+                <w:rFonts w:ascii="微软雅黑" w:hAnsi="微软雅黑" w:eastAsia="微软雅黑"/>
+                <w:sz w:val="18"/>
+              </w:rPr>
+              <w:t>·</w:t>
+            </w:r>
           </w:p>
         </w:tc>
       </w:tr>
@@ -12159,6 +12453,13 @@
           </w:tcPr>
           <w:p>
             <w:r/>
+            <w:r>
+              <w:rPr>
+                <w:rFonts w:ascii="微软雅黑" w:hAnsi="微软雅黑" w:eastAsia="微软雅黑"/>
+                <w:sz w:val="18"/>
+              </w:rPr>
+              <w:t>·</w:t>
+            </w:r>
           </w:p>
         </w:tc>
         <w:tc>
@@ -12167,6 +12468,13 @@
           </w:tcPr>
           <w:p>
             <w:r/>
+            <w:r>
+              <w:rPr>
+                <w:rFonts w:ascii="微软雅黑" w:hAnsi="微软雅黑" w:eastAsia="微软雅黑"/>
+                <w:sz w:val="18"/>
+              </w:rPr>
+              <w:t>·</w:t>
+            </w:r>
           </w:p>
         </w:tc>
         <w:tc>
@@ -12180,7 +12488,7 @@
                 <w:rFonts w:ascii="微软雅黑" w:hAnsi="微软雅黑" w:eastAsia="微软雅黑"/>
                 <w:sz w:val="18"/>
               </w:rPr>
-              <w:t>✔(只读/索引工具)</w:t>
+              <w:t>✔（只读/索引工具）</w:t>
             </w:r>
           </w:p>
         </w:tc>
@@ -12190,6 +12498,13 @@
           </w:tcPr>
           <w:p>
             <w:r/>
+            <w:r>
+              <w:rPr>
+                <w:rFonts w:ascii="微软雅黑" w:hAnsi="微软雅黑" w:eastAsia="微软雅黑"/>
+                <w:sz w:val="18"/>
+              </w:rPr>
+              <w:t>·</w:t>
+            </w:r>
           </w:p>
         </w:tc>
         <w:tc>
@@ -12198,6 +12513,13 @@
           </w:tcPr>
           <w:p>
             <w:r/>
+            <w:r>
+              <w:rPr>
+                <w:rFonts w:ascii="微软雅黑" w:hAnsi="微软雅黑" w:eastAsia="微软雅黑"/>
+                <w:sz w:val="18"/>
+              </w:rPr>
+              <w:t>·</w:t>
+            </w:r>
           </w:p>
         </w:tc>
         <w:tc>
@@ -12221,6 +12543,13 @@
           </w:tcPr>
           <w:p>
             <w:r/>
+            <w:r>
+              <w:rPr>
+                <w:rFonts w:ascii="微软雅黑" w:hAnsi="微软雅黑" w:eastAsia="微软雅黑"/>
+                <w:sz w:val="18"/>
+              </w:rPr>
+              <w:t>·</w:t>
+            </w:r>
           </w:p>
         </w:tc>
         <w:tc>
@@ -12229,6 +12558,13 @@
           </w:tcPr>
           <w:p>
             <w:r/>
+            <w:r>
+              <w:rPr>
+                <w:rFonts w:ascii="微软雅黑" w:hAnsi="微软雅黑" w:eastAsia="微软雅黑"/>
+                <w:sz w:val="18"/>
+              </w:rPr>
+              <w:t>·</w:t>
+            </w:r>
           </w:p>
         </w:tc>
       </w:tr>
@@ -12374,6 +12710,13 @@
           </w:tcPr>
           <w:p>
             <w:r/>
+            <w:r>
+              <w:rPr>
+                <w:rFonts w:ascii="微软雅黑" w:hAnsi="微软雅黑" w:eastAsia="微软雅黑"/>
+                <w:sz w:val="18"/>
+              </w:rPr>
+              <w:t>·</w:t>
+            </w:r>
           </w:p>
         </w:tc>
       </w:tr>
@@ -12399,6 +12742,13 @@
           </w:tcPr>
           <w:p>
             <w:r/>
+            <w:r>
+              <w:rPr>
+                <w:rFonts w:ascii="微软雅黑" w:hAnsi="微软雅黑" w:eastAsia="微软雅黑"/>
+                <w:sz w:val="18"/>
+              </w:rPr>
+              <w:t>·</w:t>
+            </w:r>
           </w:p>
         </w:tc>
         <w:tc>
@@ -12407,6 +12757,13 @@
           </w:tcPr>
           <w:p>
             <w:r/>
+            <w:r>
+              <w:rPr>
+                <w:rFonts w:ascii="微软雅黑" w:hAnsi="微软雅黑" w:eastAsia="微软雅黑"/>
+                <w:sz w:val="18"/>
+              </w:rPr>
+              <w:t>·</w:t>
+            </w:r>
           </w:p>
         </w:tc>
         <w:tc>
@@ -12415,6 +12772,13 @@
           </w:tcPr>
           <w:p>
             <w:r/>
+            <w:r>
+              <w:rPr>
+                <w:rFonts w:ascii="微软雅黑" w:hAnsi="微软雅黑" w:eastAsia="微软雅黑"/>
+                <w:sz w:val="18"/>
+              </w:rPr>
+              <w:t>·</w:t>
+            </w:r>
           </w:p>
         </w:tc>
         <w:tc>
@@ -12423,6 +12787,13 @@
           </w:tcPr>
           <w:p>
             <w:r/>
+            <w:r>
+              <w:rPr>
+                <w:rFonts w:ascii="微软雅黑" w:hAnsi="微软雅黑" w:eastAsia="微软雅黑"/>
+                <w:sz w:val="18"/>
+              </w:rPr>
+              <w:t>·</w:t>
+            </w:r>
           </w:p>
         </w:tc>
         <w:tc>
@@ -12431,6 +12802,13 @@
           </w:tcPr>
           <w:p>
             <w:r/>
+            <w:r>
+              <w:rPr>
+                <w:rFonts w:ascii="微软雅黑" w:hAnsi="微软雅黑" w:eastAsia="微软雅黑"/>
+                <w:sz w:val="18"/>
+              </w:rPr>
+              <w:t>·</w:t>
+            </w:r>
           </w:p>
         </w:tc>
         <w:tc>
@@ -12439,6 +12817,13 @@
           </w:tcPr>
           <w:p>
             <w:r/>
+            <w:r>
+              <w:rPr>
+                <w:rFonts w:ascii="微软雅黑" w:hAnsi="微软雅黑" w:eastAsia="微软雅黑"/>
+                <w:sz w:val="18"/>
+              </w:rPr>
+              <w:t>·</w:t>
+            </w:r>
           </w:p>
         </w:tc>
         <w:tc>
@@ -12447,6 +12832,13 @@
           </w:tcPr>
           <w:p>
             <w:r/>
+            <w:r>
+              <w:rPr>
+                <w:rFonts w:ascii="微软雅黑" w:hAnsi="微软雅黑" w:eastAsia="微软雅黑"/>
+                <w:sz w:val="18"/>
+              </w:rPr>
+              <w:t>·</w:t>
+            </w:r>
           </w:p>
         </w:tc>
         <w:tc>
@@ -12455,6 +12847,13 @@
           </w:tcPr>
           <w:p>
             <w:r/>
+            <w:r>
+              <w:rPr>
+                <w:rFonts w:ascii="微软雅黑" w:hAnsi="微软雅黑" w:eastAsia="微软雅黑"/>
+                <w:sz w:val="18"/>
+              </w:rPr>
+              <w:t>·</w:t>
+            </w:r>
           </w:p>
         </w:tc>
         <w:tc>
@@ -12478,6 +12877,20 @@
       <w:pPr>
         <w:spacing w:after="40"/>
       </w:pPr>
+    </w:p>
+    <w:p>
+      <w:pPr>
+        <w:spacing w:after="40"/>
+        <w:ind w:left="283"/>
+      </w:pPr>
+      <w:r>
+        <w:rPr>
+          <w:rFonts w:ascii="微软雅黑" w:hAnsi="微软雅黑" w:eastAsia="微软雅黑"/>
+          <w:color w:val="404040"/>
+          <w:sz w:val="19"/>
+        </w:rPr>
+        <w:t>图例：✔ = 存在依赖；· = 无依赖；— = 模块自身。矩阵为上三角（无环）。</w:t>
+      </w:r>
     </w:p>
     <w:p>
       <w:pPr>
@@ -34208,7 +34621,7 @@
         <w:rPr>
           <w:rFonts w:ascii="微软雅黑" w:hAnsi="微软雅黑" w:eastAsia="微软雅黑"/>
         </w:rPr>
-        <w:t>可在上表定位到设计元素，无"需求有、设计缺"项；反向表中每个设计元素均可回溯到需求或明确技术原因（D​EC 系列）。</w:t>
+        <w:t>可在上表定位到设计元素，无"需求有、设计缺"项；反向表中每个设计元素均可回溯到需求或明确技术原因（DEC 系列）。</w:t>
       </w:r>
     </w:p>
     <w:p>
